--- a/tillsyn/A 27759-2026 tillsynsbegäran.docx
+++ b/tillsyn/A 27759-2026 tillsynsbegäran.docx
@@ -431,7 +431,7 @@
     <w:r>
       <w:tab/>
       <w:tab/>
-      <w:t>2026-06-19</w:t>
+      <w:t>2026-06-20</w:t>
       <w:br/>
       <w:br/>
     </w:r>

--- a/tillsyn/A 27759-2026 tillsynsbegäran.docx
+++ b/tillsyn/A 27759-2026 tillsynsbegäran.docx
@@ -12,10 +12,7 @@
     </w:p>
     <w:p>
       <w:r>
-        <w:t>Detta dokument behandlar höga naturvärden i avverkningsanmälan A 27759-2026 i Gotlands kommun som inkom 2026-06-18 och omfattar 12,1 ha.</w:t>
-      </w:r>
-      <w:r>
-        <w:t xml:space="preserve"> I Figur 1 visas fyndplatser för naturvårdsarter i området, som finns registrerade på Artportalen.</w:t>
+        <w:t>Denna tillsynsbegäran behandlar höga naturvärden i avverkningsanmälan A 27759-2026 i Gotlands kommun som inkom 2026-06-18 och omfattar 12,1 ha.</w:t>
       </w:r>
     </w:p>
     <w:p>
@@ -63,7 +60,20 @@
         <w:spacing w:after="240"/>
       </w:pPr>
       <w:r>
-        <w:t>Figur 1. Fyndplatser för naturvårdsarter i och inom 18 meter från avverkningsanmälan (röd linje). Inom parentes anges rödlistekategorier, S för signalarter, Tför typiska arter och fridlysningsparagrafer i artskyddsförordningen.Markörer utan svart kant är placerade på fyndplatsen. Markörer med svart kant är placerade vid sidan av fyndplatsen och har ett svart streck som visar fyndplatsens exakta position. Kartans mittpunktskoordinat är N 6394935, E 719516 i SWEREF 99 TM.</w:t>
+        <w:t>Figur 1. Fyndplatser för naturvårdsarter i och inom 18 meter från avverkningsanmälan. Markörer utan svart kant är placerade på fyndplatsen. Markörer med svart kant är placerade vid sidan av fyndplatsen har ett svart streck som visar fyndplatsens exakta position. Kartans mittpunktskoordinat är N 6394935, E 719516 i SWEREF 99 TM.</w:t>
+      </w:r>
+    </w:p>
+    <w:p>
+      <w:r>
+        <w:t>I och inom 18 meter från avverkningsanmälan finns fynd av 15 naturvårdsarter, varav 7 är rödlistade, 3 är fridlysta, 4 är typiska (T) och 5 är signalarter (S): cinnoberfläck (CR), Coniocarpon fallax (CR), aspfjädermossa (VU, T), mörk kraterlav (VU), tvådoftspindling (VU), ädellav (VU, T), odörspindling (NT), anisspindling (S), havstulpanlav (S, T), korallblylav (S, T), Pluteus cyanopus (S), rikfruktig blemlav (S), kråka (§4), skogsduva (§4) och revlummer (§9). Se Figur 1.</w:t>
+      </w:r>
+    </w:p>
+    <w:p>
+      <w:pPr>
+        <w:pStyle w:val="Heading1"/>
+      </w:pPr>
+      <w:r>
+        <w:t>Tillsynsbegäran</w:t>
       </w:r>
     </w:p>
     <w:p>
@@ -77,81 +87,16 @@
       </w:r>
     </w:p>
     <w:p>
-      <w:r>
-        <w:t>Nedan beskrivs fynd av naturvårdsarter och fridlysta arter som gjorts i det avverkningsanmälda området.</w:t>
-      </w:r>
-    </w:p>
-    <w:p>
       <w:pPr>
         <w:pStyle w:val="Heading1"/>
       </w:pPr>
       <w:r>
-        <w:t>Naturvårdsarter</w:t>
+        <w:t>Naturvårdsarter och fridlysta arter</w:t>
       </w:r>
     </w:p>
     <w:p>
       <w:r>
-        <w:t>I och inom 18 meter från avverkningsanmälan har följande 15 naturvårdsarter hittats: cinnoberfläck (CR), Coniocarpon fallax (CR), aspfjädermossa (VU, T), mörk kraterlav (VU), tvådoftspindling (VU), ädellav (VU, T), odörspindling (NT), anisspindling (S), havstulpanlav (S, T), korallblylav (S, T), Pluteus cyanopus (S), rikfruktig blemlav (S), kråka (§4), skogsduva (§4) och revlummer (§9). Av dessa är 7 rödlistade. För rödlistade arter har rödlistekategorin angivits inom parentes. Arter som är signalarter enligt Skogsstyrelsen har markerats med (S). Typiska arter inom Natura 2000 som är kopplade till skogsekosystem har markerats med (T). För fridlysta arter anges även paragrafen i Artskyddsförordningen som arten är fridlyst enligt.</w:t>
-      </w:r>
-    </w:p>
-    <w:p>
-      <w:r>
-        <w:t>De påträffade naturvårdsarterna är ett tydligt kvitto på att det rör sig om en skog med höga naturvärden.</w:t>
-      </w:r>
-    </w:p>
-    <w:p>
-      <w:pPr>
-        <w:pStyle w:val="Heading2"/>
-      </w:pPr>
-      <w:r>
-        <w:t>Fridlysta arter</w:t>
-      </w:r>
-    </w:p>
-    <w:p>
-      <w:r>
-        <w:t>Följande fridlysta arter har sina livsmiljöer och växtplatser i den avverkningsanmälda skogen: kråka (§4), skogsduva (§4) och revlummer (§9).</w:t>
-      </w:r>
-    </w:p>
-    <w:p>
-      <w:r>
-        <w:t xml:space="preserve">Observera att medlemsländerna är skyldiga att agera i enlighet med EU:s fågeldirektiv där det uttryckligen står att direktivet gäller för fåglar samt för deras ägg, bon och </w:t>
-      </w:r>
-      <w:r>
-        <w:rPr>
-          <w:b/>
-        </w:rPr>
-        <w:t xml:space="preserve">livsmiljöer </w:t>
-      </w:r>
-      <w:r>
-        <w:t>(artikel 1). Vidare att de åtgärder som vidtas inte får leda till en försämring av den nuvarande situationen beträffande bevarandet av de fågelarter som avses i artikel 1 (artikel 13). Fågeldirektivet är styrande för tillsynsansvariga myndigheters ärendehantering, ställningstaganden och beslutsfattande.</w:t>
-      </w:r>
-    </w:p>
-    <w:p>
-      <w:pPr>
-        <w:pStyle w:val="Heading2"/>
-      </w:pPr>
-      <w:r>
-        <w:t>Övriga naturvårdsarter</w:t>
-      </w:r>
-    </w:p>
-    <w:p>
-      <w:r>
-        <w:rPr>
-          <w:b/>
-        </w:rPr>
-        <w:t>Aspfjädermossa (VU)</w:t>
-      </w:r>
-      <w:r>
-        <w:t xml:space="preserve"> är knuten till gamla skogar, framförallt på näringsrik, högproduktiv mark där den växer på bark av främst ask, lönn och asp. Arten är placerad högst upp i Skogsstyrelsens värdepyramid för bedömning av skog med höga naturvärden. Samtliga lokaler måste ges ett ändamålsenligt skydd och ett urval förekomster bör övervakas för att följa populationens status. Aspfjädermossa är typisk art för </w:t>
-      </w:r>
-      <w:r>
-        <w:rPr>
-          <w:i/>
-        </w:rPr>
-        <w:t>9010 Taiga</w:t>
-      </w:r>
-      <w:r>
-        <w:t xml:space="preserve"> (SLU Artdatabanken, 2024; Nitare &amp; Skogsstyrelsen, 2019).</w:t>
+        <w:t>Nedan följer beskrivningar av de naturvårdsarter och fridlysta arter som har sina livsmiljöer och växtplatser i den avverkningsanmälda skogen. De påträffade naturvårdsarterna är ett tydligt kvitto på att det rör sig om en skog med höga naturvärden.</w:t>
       </w:r>
     </w:p>
     <w:p>
@@ -181,6 +126,88 @@
       </w:r>
       <w:r>
         <w:t xml:space="preserve"> förekommer på ask eller sällsynt på hassel. Askskottssjukan påverkar arten starkt negativt och Minskningstakten överstiger gränsvärdet för Akut hotad (CR) (SLU Artdatabanken, 2026).</w:t>
+      </w:r>
+    </w:p>
+    <w:p>
+      <w:r>
+        <w:rPr>
+          <w:b/>
+        </w:rPr>
+        <w:t>Aspfjädermossa (VU)</w:t>
+      </w:r>
+      <w:r>
+        <w:t xml:space="preserve"> är knuten till gamla skogar, framförallt på näringsrik, högproduktiv mark där den växer på bark av främst ask, lönn och asp. Arten är placerad högst upp i Skogsstyrelsens värdepyramid för bedömning av skog med höga naturvärden. Samtliga lokaler måste ges ett ändamålsenligt skydd och ett urval förekomster bör övervakas för att följa populationens status. Aspfjädermossa är typisk art för </w:t>
+      </w:r>
+      <w:r>
+        <w:rPr>
+          <w:i/>
+        </w:rPr>
+        <w:t>9010 Taiga</w:t>
+      </w:r>
+      <w:r>
+        <w:t xml:space="preserve"> (SLU Artdatabanken, 2024; Nitare &amp; Skogsstyrelsen, 2019).</w:t>
+      </w:r>
+    </w:p>
+    <w:p>
+      <w:r>
+        <w:rPr>
+          <w:b/>
+        </w:rPr>
+        <w:t>Mörk kraterlav (VU)</w:t>
+      </w:r>
+      <w:r>
+        <w:t xml:space="preserve"> växer på grov bark av ädellövträd som bok, alm, ask, lönn och ek. Miljöerna varierar från slutna bokskogar och andra ädellövskogar till öppna lövängar, alléer och parkmiljöer. Arten påträffas ofta vid basen av träden, men den förekommer inte sällan även en bit upp på stammen. Miljöerna har lång kontinuitet på gamla träd och tillsammans med mörk kraterlav förekommer ofta andra rödlistade lavar (SLU Artdatabanken, 2024).</w:t>
+      </w:r>
+    </w:p>
+    <w:p>
+      <w:r>
+        <w:rPr>
+          <w:b/>
+        </w:rPr>
+        <w:t>Tvådoftspindling (VU)</w:t>
+      </w:r>
+      <w:r>
+        <w:t xml:space="preserve"> bildar mykorrhiza med gran i ängsgranskog och barrblandskog på kalkrik mark. Växer framförallt i äldre skogsbestånd, ofta på s.k. "hotspots" tillsammans med flera andra rödlistade marksvampar. Arten påverkas negativt av brist på kontinuitetsskog och total population i landet bedöms ha minskat och minskar fortsatt p.g.a. slutavverkningar av äldre kalkbarrskog (SLU Artdatabanken, 2026).</w:t>
+      </w:r>
+    </w:p>
+    <w:p>
+      <w:r>
+        <w:rPr>
+          <w:b/>
+        </w:rPr>
+        <w:t xml:space="preserve">Ädellav (VU) </w:t>
+      </w:r>
+      <w:r>
+        <w:t xml:space="preserve">förekommer i kulturmiljöer som lövängar och ädellövträdsdungar på inägomark, skogsmiljöer som ädellövskog samt blandskogar med asp och gran. Luftfuktigheten är alltid hög. Arten är placerad högst upp i Skogsstyrelsens värdepyramid för bedömning av skog med höga naturvärden och lokaler bör skyddas mot slutavverkning och dikning. Ädellav är typisk art för </w:t>
+      </w:r>
+      <w:r>
+        <w:rPr>
+          <w:i/>
+        </w:rPr>
+        <w:t xml:space="preserve">9020 Nordlig ädellövskog, 9070 Trädklädd betesmark </w:t>
+      </w:r>
+      <w:r>
+        <w:t xml:space="preserve">och </w:t>
+      </w:r>
+      <w:r>
+        <w:rPr>
+          <w:i/>
+        </w:rPr>
+        <w:t>9180 Ädellövskog i branter</w:t>
+      </w:r>
+      <w:r>
+        <w:t xml:space="preserve"> (SLU Artdatabanken, 2026; Nitare &amp; Skogsstyrelsen, 2019).</w:t>
+      </w:r>
+    </w:p>
+    <w:p>
+      <w:r>
+        <w:rPr>
+          <w:b/>
+        </w:rPr>
+        <w:t>Odörspindling (NT)</w:t>
+      </w:r>
+      <w:r>
+        <w:t xml:space="preserve"> bildar mykorrhiza med gran och tall i örtrik kalkbarrskog. Den uppträder huvudsakligen i äldre barrskogar så kallade ”bondeskogar” med en lång trädkontinuitet. Minskningstakten uppgår till 15 % inom 50 år och bedöms vara nära gränsvärdet för Sårbar (VU). (A2c+3c+4c). Virkesrika, äldre barrskogar med hög bonitet, på bättre jordar är en bristvara i befintliga, skyddade områden i Sverige och fler örtrika barrskogar med trädkontinuitet måste skyddas i större utsträckning än vad som tidigare gjorts. Områden med odörspindling bör inte gallras eller plockhuggas om inte huggningen efterföljs av skogsbete (SLU Artdatabanken, 2024).</w:t>
       </w:r>
     </w:p>
     <w:p>
@@ -242,65 +269,25 @@
       </w:r>
     </w:p>
     <w:p>
+      <w:pPr>
+        <w:pStyle w:val="Heading1"/>
+      </w:pPr>
+      <w:r>
+        <w:t>EU:s fågeldirektiv</w:t>
+      </w:r>
+    </w:p>
+    <w:p>
+      <w:r>
+        <w:t xml:space="preserve">Europeiska unionens medlemsländer är skyldiga att agera i enlighet med EU:s fågeldirektiv där det uttryckligen står att direktivet gäller för fåglar samt för deras ägg, bon och </w:t>
+      </w:r>
       <w:r>
         <w:rPr>
           <w:b/>
         </w:rPr>
-        <w:t>Mörk kraterlav (VU)</w:t>
+        <w:t xml:space="preserve">livsmiljöer </w:t>
       </w:r>
       <w:r>
-        <w:t xml:space="preserve"> växer på grov bark av ädellövträd som bok, alm, ask, lönn och ek. Miljöerna varierar från slutna bokskogar och andra ädellövskogar till öppna lövängar, alléer och parkmiljöer. Arten påträffas ofta vid basen av träden, men den förekommer inte sällan även en bit upp på stammen. Miljöerna har lång kontinuitet på gamla träd och tillsammans med mörk kraterlav förekommer ofta andra rödlistade lavar (SLU Artdatabanken, 2024).</w:t>
-      </w:r>
-    </w:p>
-    <w:p>
-      <w:r>
-        <w:rPr>
-          <w:b/>
-        </w:rPr>
-        <w:t>Odörspindling (NT)</w:t>
-      </w:r>
-      <w:r>
-        <w:t xml:space="preserve"> bildar mykorrhiza med gran och tall i örtrik kalkbarrskog. Den uppträder huvudsakligen i äldre barrskogar så kallade ”bondeskogar” med en lång trädkontinuitet. Minskningstakten uppgår till 15 % inom 50 år och bedöms vara nära gränsvärdet för Sårbar (VU). (A2c+3c+4c). Virkesrika, äldre barrskogar med hög bonitet, på bättre jordar är en bristvara i befintliga, skyddade områden i Sverige och fler örtrika barrskogar med trädkontinuitet måste skyddas i större utsträckning än vad som tidigare gjorts. Områden med odörspindling bör inte gallras eller plockhuggas om inte huggningen efterföljs av skogsbete (SLU Artdatabanken, 2024).</w:t>
-      </w:r>
-    </w:p>
-    <w:p>
-      <w:r>
-        <w:rPr>
-          <w:b/>
-        </w:rPr>
-        <w:t>Tvådoftspindling (VU)</w:t>
-      </w:r>
-      <w:r>
-        <w:t xml:space="preserve"> bildar mykorrhiza med gran i ängsgranskog och barrblandskog på kalkrik mark. Växer framförallt i äldre skogsbestånd, ofta på s.k. "hotspots" tillsammans med flera andra rödlistade marksvampar. Arten påverkas negativt av brist på kontinuitetsskog och total population i landet bedöms ha minskat och minskar fortsatt p.g.a. slutavverkningar av äldre kalkbarrskog (SLU Artdatabanken, 2026).</w:t>
-      </w:r>
-    </w:p>
-    <w:p>
-      <w:r>
-        <w:rPr>
-          <w:b/>
-        </w:rPr>
-        <w:t xml:space="preserve">Ädellav (VU) </w:t>
-      </w:r>
-      <w:r>
-        <w:t xml:space="preserve">förekommer i kulturmiljöer som lövängar och ädellövträdsdungar på inägomark, skogsmiljöer som ädellövskog samt blandskogar med asp och gran. Luftfuktigheten är alltid hög. Arten är placerad högst upp i Skogsstyrelsens värdepyramid för bedömning av skog med höga naturvärden och lokaler bör skyddas mot slutavverkning och dikning. Ädellav är typisk art för </w:t>
-      </w:r>
-      <w:r>
-        <w:rPr>
-          <w:i/>
-        </w:rPr>
-        <w:t xml:space="preserve">9020 Nordlig ädellövskog, 9070 Trädklädd betesmark </w:t>
-      </w:r>
-      <w:r>
-        <w:t xml:space="preserve">och </w:t>
-      </w:r>
-      <w:r>
-        <w:rPr>
-          <w:i/>
-        </w:rPr>
-        <w:t>9180 Ädellövskog i branter</w:t>
-      </w:r>
-      <w:r>
-        <w:t xml:space="preserve"> (SLU Artdatabanken, 2026; Nitare &amp; Skogsstyrelsen, 2019).</w:t>
+        <w:t>(artikel 1). Vidare att de åtgärder som vidtas inte får leda till en försämring av den nuvarande situationen beträffande bevarandet av de fågelarter som avses i artikel 1 (artikel 13). Fågeldirektivet är styrande för tillsynsansvariga myndigheters ärendehantering, ställningstaganden och beslutsfattande.</w:t>
       </w:r>
     </w:p>
     <w:sectPr>
@@ -431,7 +418,7 @@
     <w:r>
       <w:tab/>
       <w:tab/>
-      <w:t>2026-06-20</w:t>
+      <w:t>2026-06-21</w:t>
       <w:br/>
       <w:br/>
     </w:r>

--- a/tillsyn/A 27759-2026 tillsynsbegäran.docx
+++ b/tillsyn/A 27759-2026 tillsynsbegäran.docx
@@ -418,7 +418,7 @@
     <w:r>
       <w:tab/>
       <w:tab/>
-      <w:t>2026-06-21</w:t>
+      <w:t>2026-06-22</w:t>
       <w:br/>
       <w:br/>
     </w:r>

--- a/tillsyn/A 27759-2026 tillsynsbegäran.docx
+++ b/tillsyn/A 27759-2026 tillsynsbegäran.docx
@@ -418,7 +418,7 @@
     <w:r>
       <w:tab/>
       <w:tab/>
-      <w:t>2026-06-22</w:t>
+      <w:t>2026-06-23</w:t>
       <w:br/>
       <w:br/>
     </w:r>

--- a/tillsyn/A 27759-2026 tillsynsbegäran.docx
+++ b/tillsyn/A 27759-2026 tillsynsbegäran.docx
@@ -418,7 +418,7 @@
     <w:r>
       <w:tab/>
       <w:tab/>
-      <w:t>2026-06-23</w:t>
+      <w:t>2026-06-24</w:t>
       <w:br/>
       <w:br/>
     </w:r>

--- a/tillsyn/A 27759-2026 tillsynsbegäran.docx
+++ b/tillsyn/A 27759-2026 tillsynsbegäran.docx
@@ -418,7 +418,7 @@
     <w:r>
       <w:tab/>
       <w:tab/>
-      <w:t>2026-06-24</w:t>
+      <w:t>2026-06-25</w:t>
       <w:br/>
       <w:br/>
     </w:r>

--- a/tillsyn/A 27759-2026 tillsynsbegäran.docx
+++ b/tillsyn/A 27759-2026 tillsynsbegäran.docx
@@ -418,7 +418,7 @@
     <w:r>
       <w:tab/>
       <w:tab/>
-      <w:t>2026-06-25</w:t>
+      <w:t>2026-06-26</w:t>
       <w:br/>
       <w:br/>
     </w:r>

--- a/tillsyn/A 27759-2026 tillsynsbegäran.docx
+++ b/tillsyn/A 27759-2026 tillsynsbegäran.docx
@@ -418,7 +418,7 @@
     <w:r>
       <w:tab/>
       <w:tab/>
-      <w:t>2026-06-26</w:t>
+      <w:t>2026-06-27</w:t>
       <w:br/>
       <w:br/>
     </w:r>

--- a/tillsyn/A 27759-2026 tillsynsbegäran.docx
+++ b/tillsyn/A 27759-2026 tillsynsbegäran.docx
@@ -418,7 +418,7 @@
     <w:r>
       <w:tab/>
       <w:tab/>
-      <w:t>2026-06-27</w:t>
+      <w:t>2026-06-28</w:t>
       <w:br/>
       <w:br/>
     </w:r>

--- a/tillsyn/A 27759-2026 tillsynsbegäran.docx
+++ b/tillsyn/A 27759-2026 tillsynsbegäran.docx
@@ -418,7 +418,7 @@
     <w:r>
       <w:tab/>
       <w:tab/>
-      <w:t>2026-06-28</w:t>
+      <w:t>2026-06-29</w:t>
       <w:br/>
       <w:br/>
     </w:r>

--- a/tillsyn/A 27759-2026 tillsynsbegäran.docx
+++ b/tillsyn/A 27759-2026 tillsynsbegäran.docx
@@ -418,7 +418,7 @@
     <w:r>
       <w:tab/>
       <w:tab/>
-      <w:t>2026-06-29</w:t>
+      <w:t>2026-06-30</w:t>
       <w:br/>
       <w:br/>
     </w:r>

--- a/tillsyn/A 27759-2026 tillsynsbegäran.docx
+++ b/tillsyn/A 27759-2026 tillsynsbegäran.docx
@@ -418,7 +418,7 @@
     <w:r>
       <w:tab/>
       <w:tab/>
-      <w:t>2026-06-30</w:t>
+      <w:t>2026-07-01</w:t>
       <w:br/>
       <w:br/>
     </w:r>

--- a/tillsyn/A 27759-2026 tillsynsbegäran.docx
+++ b/tillsyn/A 27759-2026 tillsynsbegäran.docx
@@ -418,7 +418,7 @@
     <w:r>
       <w:tab/>
       <w:tab/>
-      <w:t>2026-07-01</w:t>
+      <w:t>2026-07-02</w:t>
       <w:br/>
       <w:br/>
     </w:r>

--- a/tillsyn/A 27759-2026 tillsynsbegäran.docx
+++ b/tillsyn/A 27759-2026 tillsynsbegäran.docx
@@ -1024,7 +1024,7 @@
     <w:r>
       <w:tab/>
       <w:tab/>
-      <w:t>2026-07-13</w:t>
+      <w:t>2026-07-14</w:t>
       <w:br/>
       <w:br/>
     </w:r>

--- a/tillsyn/A 27759-2026 tillsynsbegäran.docx
+++ b/tillsyn/A 27759-2026 tillsynsbegäran.docx
@@ -1024,7 +1024,7 @@
     <w:r>
       <w:tab/>
       <w:tab/>
-      <w:t>2026-07-14</w:t>
+      <w:t>2026-07-15</w:t>
       <w:br/>
       <w:br/>
     </w:r>

--- a/tillsyn/A 27759-2026 tillsynsbegäran.docx
+++ b/tillsyn/A 27759-2026 tillsynsbegäran.docx
@@ -1024,7 +1024,7 @@
     <w:r>
       <w:tab/>
       <w:tab/>
-      <w:t>2026-07-15</w:t>
+      <w:t>2026-07-16</w:t>
       <w:br/>
       <w:br/>
     </w:r>

--- a/tillsyn/A 27759-2026 tillsynsbegäran.docx
+++ b/tillsyn/A 27759-2026 tillsynsbegäran.docx
@@ -1024,7 +1024,7 @@
     <w:r>
       <w:tab/>
       <w:tab/>
-      <w:t>2026-07-16</w:t>
+      <w:t>2026-07-17</w:t>
       <w:br/>
       <w:br/>
     </w:r>

--- a/tillsyn/A 27759-2026 tillsynsbegäran.docx
+++ b/tillsyn/A 27759-2026 tillsynsbegäran.docx
@@ -1024,7 +1024,7 @@
     <w:r>
       <w:tab/>
       <w:tab/>
-      <w:t>2026-07-17</w:t>
+      <w:t>2026-07-18</w:t>
       <w:br/>
       <w:br/>
     </w:r>

--- a/tillsyn/A 27759-2026 tillsynsbegäran.docx
+++ b/tillsyn/A 27759-2026 tillsynsbegäran.docx
@@ -1024,7 +1024,7 @@
     <w:r>
       <w:tab/>
       <w:tab/>
-      <w:t>2026-07-18</w:t>
+      <w:t>2026-07-19</w:t>
       <w:br/>
       <w:br/>
     </w:r>

--- a/tillsyn/A 27759-2026 tillsynsbegäran.docx
+++ b/tillsyn/A 27759-2026 tillsynsbegäran.docx
@@ -1024,7 +1024,7 @@
     <w:r>
       <w:tab/>
       <w:tab/>
-      <w:t>2026-07-19</w:t>
+      <w:t>2026-07-20</w:t>
       <w:br/>
       <w:br/>
     </w:r>

--- a/tillsyn/A 27759-2026 tillsynsbegäran.docx
+++ b/tillsyn/A 27759-2026 tillsynsbegäran.docx
@@ -1024,7 +1024,7 @@
     <w:r>
       <w:tab/>
       <w:tab/>
-      <w:t>2026-07-20</w:t>
+      <w:t>2026-07-21</w:t>
       <w:br/>
       <w:br/>
     </w:r>

--- a/tillsyn/A 27759-2026 tillsynsbegäran.docx
+++ b/tillsyn/A 27759-2026 tillsynsbegäran.docx
@@ -1024,7 +1024,7 @@
     <w:r>
       <w:tab/>
       <w:tab/>
-      <w:t>2026-07-21</w:t>
+      <w:t>2026-07-22</w:t>
       <w:br/>
       <w:br/>
     </w:r>

--- a/tillsyn/A 27759-2026 tillsynsbegäran.docx
+++ b/tillsyn/A 27759-2026 tillsynsbegäran.docx
@@ -1024,7 +1024,7 @@
     <w:r>
       <w:tab/>
       <w:tab/>
-      <w:t>2026-07-22</w:t>
+      <w:t>2026-07-23</w:t>
       <w:br/>
       <w:br/>
     </w:r>

--- a/tillsyn/A 27759-2026 tillsynsbegäran.docx
+++ b/tillsyn/A 27759-2026 tillsynsbegäran.docx
@@ -1024,7 +1024,7 @@
     <w:r>
       <w:tab/>
       <w:tab/>
-      <w:t>2026-07-23</w:t>
+      <w:t>2026-07-24</w:t>
       <w:br/>
       <w:br/>
     </w:r>

--- a/tillsyn/A 27759-2026 tillsynsbegäran.docx
+++ b/tillsyn/A 27759-2026 tillsynsbegäran.docx
@@ -1024,7 +1024,7 @@
     <w:r>
       <w:tab/>
       <w:tab/>
-      <w:t>2026-07-24</w:t>
+      <w:t>2026-07-25</w:t>
       <w:br/>
       <w:br/>
     </w:r>

--- a/tillsyn/A 27759-2026 tillsynsbegäran.docx
+++ b/tillsyn/A 27759-2026 tillsynsbegäran.docx
@@ -1024,7 +1024,7 @@
     <w:r>
       <w:tab/>
       <w:tab/>
-      <w:t>2026-07-25</w:t>
+      <w:t>2026-07-26</w:t>
       <w:br/>
       <w:br/>
     </w:r>

--- a/tillsyn/A 27759-2026 tillsynsbegäran.docx
+++ b/tillsyn/A 27759-2026 tillsynsbegäran.docx
@@ -1024,7 +1024,7 @@
     <w:r>
       <w:tab/>
       <w:tab/>
-      <w:t>2026-07-26</w:t>
+      <w:t>2026-07-27</w:t>
       <w:br/>
       <w:br/>
     </w:r>

--- a/tillsyn/A 27759-2026 tillsynsbegäran.docx
+++ b/tillsyn/A 27759-2026 tillsynsbegäran.docx
@@ -1024,7 +1024,7 @@
     <w:r>
       <w:tab/>
       <w:tab/>
-      <w:t>2026-07-27</w:t>
+      <w:t>2026-07-28</w:t>
       <w:br/>
       <w:br/>
     </w:r>

--- a/tillsyn/A 27759-2026 tillsynsbegäran.docx
+++ b/tillsyn/A 27759-2026 tillsynsbegäran.docx
@@ -1024,7 +1024,7 @@
     <w:r>
       <w:tab/>
       <w:tab/>
-      <w:t>2026-07-28</w:t>
+      <w:t>2026-07-29</w:t>
       <w:br/>
       <w:br/>
     </w:r>

--- a/tillsyn/A 27759-2026 tillsynsbegäran.docx
+++ b/tillsyn/A 27759-2026 tillsynsbegäran.docx
@@ -1024,7 +1024,7 @@
     <w:r>
       <w:tab/>
       <w:tab/>
-      <w:t>2026-07-29</w:t>
+      <w:t>2026-07-30</w:t>
       <w:br/>
       <w:br/>
     </w:r>

--- a/tillsyn/A 27759-2026 tillsynsbegäran.docx
+++ b/tillsyn/A 27759-2026 tillsynsbegäran.docx
@@ -1024,7 +1024,7 @@
     <w:r>
       <w:tab/>
       <w:tab/>
-      <w:t>2026-07-30</w:t>
+      <w:t>2026-07-31</w:t>
       <w:br/>
       <w:br/>
     </w:r>

--- a/tillsyn/A 27759-2026 tillsynsbegäran.docx
+++ b/tillsyn/A 27759-2026 tillsynsbegäran.docx
@@ -1024,7 +1024,7 @@
     <w:r>
       <w:tab/>
       <w:tab/>
-      <w:t>2026-07-31</w:t>
+      <w:t>2026-08-01</w:t>
       <w:br/>
       <w:br/>
     </w:r>

--- a/tillsyn/A 27759-2026 tillsynsbegäran.docx
+++ b/tillsyn/A 27759-2026 tillsynsbegäran.docx
@@ -1024,7 +1024,7 @@
     <w:r>
       <w:tab/>
       <w:tab/>
-      <w:t>2026-08-01</w:t>
+      <w:t>2026-08-02</w:t>
       <w:br/>
       <w:br/>
     </w:r>

--- a/tillsyn/A 27759-2026 tillsynsbegäran.docx
+++ b/tillsyn/A 27759-2026 tillsynsbegäran.docx
@@ -1024,7 +1024,7 @@
     <w:r>
       <w:tab/>
       <w:tab/>
-      <w:t>2026-08-02</w:t>
+      <w:t>2026-08-03</w:t>
       <w:br/>
       <w:br/>
     </w:r>

--- a/tillsyn/A 27759-2026 tillsynsbegäran.docx
+++ b/tillsyn/A 27759-2026 tillsynsbegäran.docx
@@ -1024,7 +1024,7 @@
     <w:r>
       <w:tab/>
       <w:tab/>
-      <w:t>2026-08-03</w:t>
+      <w:t>2026-08-05</w:t>
       <w:br/>
       <w:br/>
     </w:r>

--- a/tillsyn/A 27759-2026 tillsynsbegäran.docx
+++ b/tillsyn/A 27759-2026 tillsynsbegäran.docx
@@ -1024,7 +1024,7 @@
     <w:r>
       <w:tab/>
       <w:tab/>
-      <w:t>2026-08-05</w:t>
+      <w:t>2026-08-07</w:t>
       <w:br/>
       <w:br/>
     </w:r>

--- a/tillsyn/A 27759-2026 tillsynsbegäran.docx
+++ b/tillsyn/A 27759-2026 tillsynsbegäran.docx
@@ -1024,7 +1024,7 @@
     <w:r>
       <w:tab/>
       <w:tab/>
-      <w:t>2026-08-07</w:t>
+      <w:t>2026-08-08</w:t>
       <w:br/>
       <w:br/>
     </w:r>

--- a/tillsyn/A 27759-2026 tillsynsbegäran.docx
+++ b/tillsyn/A 27759-2026 tillsynsbegäran.docx
@@ -60,7 +60,7 @@
         <w:spacing w:after="240"/>
       </w:pPr>
       <w:r>
-        <w:t>Figur 1. Fyndplatser för naturvårdsarter i och inom 18 meter från avverkningsanmälan. Markörer utan svart kant är placerade på fyndplatsen. Markörer med svart kant är placerade vid sidan av fyndplatsen har ett svart streck som visar fyndplatsens exakta position. Kartans mittpunktskoordinat är N 6394935, E 719516 i SWEREF 99 TM.</w:t>
+        <w:t>Figur 1. Fyndplatser för naturvårdsarter i och inom 18 meter från avverkningsanmälan. Markörer utan svart kant är placerade på fyndplatsen. Markörer med svart kant är placerade vid sidan av fyndplatsen och har ett svart streck som visar fyndplatsens exakta position. Kartans mittpunktskoordinat är N 6394935, E 719516 i SWEREF 99 TM.</w:t>
       </w:r>
     </w:p>
     <w:p>
@@ -1024,7 +1024,7 @@
     <w:r>
       <w:tab/>
       <w:tab/>
-      <w:t>2026-08-14</w:t>
+      <w:t>2026-08-15</w:t>
       <w:br/>
       <w:br/>
     </w:r>

--- a/tillsyn/A 27759-2026 tillsynsbegäran.docx
+++ b/tillsyn/A 27759-2026 tillsynsbegäran.docx
@@ -1024,7 +1024,7 @@
     <w:r>
       <w:tab/>
       <w:tab/>
-      <w:t>2026-08-15</w:t>
+      <w:t>2026-08-16</w:t>
       <w:br/>
       <w:br/>
     </w:r>

--- a/tillsyn/A 27759-2026 tillsynsbegäran.docx
+++ b/tillsyn/A 27759-2026 tillsynsbegäran.docx
@@ -1024,7 +1024,7 @@
     <w:r>
       <w:tab/>
       <w:tab/>
-      <w:t>2026-08-16</w:t>
+      <w:t>2026-08-17</w:t>
       <w:br/>
       <w:br/>
     </w:r>

--- a/tillsyn/A 27759-2026 tillsynsbegäran.docx
+++ b/tillsyn/A 27759-2026 tillsynsbegäran.docx
@@ -1024,7 +1024,7 @@
     <w:r>
       <w:tab/>
       <w:tab/>
-      <w:t>2026-08-17</w:t>
+      <w:t>2026-08-18</w:t>
       <w:br/>
       <w:br/>
     </w:r>

--- a/tillsyn/A 27759-2026 tillsynsbegäran.docx
+++ b/tillsyn/A 27759-2026 tillsynsbegäran.docx
@@ -1024,7 +1024,7 @@
     <w:r>
       <w:tab/>
       <w:tab/>
-      <w:t>2026-08-18</w:t>
+      <w:t>2026-08-19</w:t>
       <w:br/>
       <w:br/>
     </w:r>

--- a/tillsyn/A 27759-2026 tillsynsbegäran.docx
+++ b/tillsyn/A 27759-2026 tillsynsbegäran.docx
@@ -1024,7 +1024,7 @@
     <w:r>
       <w:tab/>
       <w:tab/>
-      <w:t>2026-08-19</w:t>
+      <w:t>2026-08-20</w:t>
       <w:br/>
       <w:br/>
     </w:r>

--- a/tillsyn/A 27759-2026 tillsynsbegäran.docx
+++ b/tillsyn/A 27759-2026 tillsynsbegäran.docx
@@ -1024,7 +1024,7 @@
     <w:r>
       <w:tab/>
       <w:tab/>
-      <w:t>2026-08-20</w:t>
+      <w:t>2026-08-21</w:t>
       <w:br/>
       <w:br/>
     </w:r>

--- a/tillsyn/A 27759-2026 tillsynsbegäran.docx
+++ b/tillsyn/A 27759-2026 tillsynsbegäran.docx
@@ -1024,7 +1024,7 @@
     <w:r>
       <w:tab/>
       <w:tab/>
-      <w:t>2026-08-21</w:t>
+      <w:t>2026-08-22</w:t>
       <w:br/>
       <w:br/>
     </w:r>

--- a/tillsyn/A 27759-2026 tillsynsbegäran.docx
+++ b/tillsyn/A 27759-2026 tillsynsbegäran.docx
@@ -1024,7 +1024,7 @@
     <w:r>
       <w:tab/>
       <w:tab/>
-      <w:t>2026-08-22</w:t>
+      <w:t>2026-08-23</w:t>
       <w:br/>
       <w:br/>
     </w:r>

--- a/tillsyn/A 27759-2026 tillsynsbegäran.docx
+++ b/tillsyn/A 27759-2026 tillsynsbegäran.docx
@@ -1024,7 +1024,7 @@
     <w:r>
       <w:tab/>
       <w:tab/>
-      <w:t>2026-08-23</w:t>
+      <w:t>2026-08-24</w:t>
       <w:br/>
       <w:br/>
     </w:r>

--- a/tillsyn/A 27759-2026 tillsynsbegäran.docx
+++ b/tillsyn/A 27759-2026 tillsynsbegäran.docx
@@ -1024,7 +1024,7 @@
     <w:r>
       <w:tab/>
       <w:tab/>
-      <w:t>2026-08-24</w:t>
+      <w:t>2026-08-25</w:t>
       <w:br/>
       <w:br/>
     </w:r>

--- a/tillsyn/A 27759-2026 tillsynsbegäran.docx
+++ b/tillsyn/A 27759-2026 tillsynsbegäran.docx
@@ -1024,7 +1024,7 @@
     <w:r>
       <w:tab/>
       <w:tab/>
-      <w:t>2026-08-25</w:t>
+      <w:t>2026-08-26</w:t>
       <w:br/>
       <w:br/>
     </w:r>

--- a/tillsyn/A 27759-2026 tillsynsbegäran.docx
+++ b/tillsyn/A 27759-2026 tillsynsbegäran.docx
@@ -1024,7 +1024,7 @@
     <w:r>
       <w:tab/>
       <w:tab/>
-      <w:t>2026-08-26</w:t>
+      <w:t>2026-08-27</w:t>
       <w:br/>
       <w:br/>
     </w:r>

--- a/tillsyn/A 27759-2026 tillsynsbegäran.docx
+++ b/tillsyn/A 27759-2026 tillsynsbegäran.docx
@@ -1024,7 +1024,7 @@
     <w:r>
       <w:tab/>
       <w:tab/>
-      <w:t>2026-08-27</w:t>
+      <w:t>2026-08-28</w:t>
       <w:br/>
       <w:br/>
     </w:r>

--- a/tillsyn/A 27759-2026 tillsynsbegäran.docx
+++ b/tillsyn/A 27759-2026 tillsynsbegäran.docx
@@ -1024,7 +1024,7 @@
     <w:r>
       <w:tab/>
       <w:tab/>
-      <w:t>2026-08-28</w:t>
+      <w:t>2026-08-29</w:t>
       <w:br/>
       <w:br/>
     </w:r>

--- a/tillsyn/A 27759-2026 tillsynsbegäran.docx
+++ b/tillsyn/A 27759-2026 tillsynsbegäran.docx
@@ -1024,7 +1024,7 @@
     <w:r>
       <w:tab/>
       <w:tab/>
-      <w:t>2026-08-29</w:t>
+      <w:t>2026-08-31</w:t>
       <w:br/>
       <w:br/>
     </w:r>

--- a/tillsyn/A 27759-2026 tillsynsbegäran.docx
+++ b/tillsyn/A 27759-2026 tillsynsbegäran.docx
@@ -1024,7 +1024,7 @@
     <w:r>
       <w:tab/>
       <w:tab/>
-      <w:t>2026-08-31</w:t>
+      <w:t>2026-09-01</w:t>
       <w:br/>
       <w:br/>
     </w:r>

--- a/tillsyn/A 27759-2026 tillsynsbegäran.docx
+++ b/tillsyn/A 27759-2026 tillsynsbegäran.docx
@@ -1024,7 +1024,7 @@
     <w:r>
       <w:tab/>
       <w:tab/>
-      <w:t>2026-09-01</w:t>
+      <w:t>2026-09-02</w:t>
       <w:br/>
       <w:br/>
     </w:r>

--- a/tillsyn/A 27759-2026 tillsynsbegäran.docx
+++ b/tillsyn/A 27759-2026 tillsynsbegäran.docx
@@ -1024,7 +1024,7 @@
     <w:r>
       <w:tab/>
       <w:tab/>
-      <w:t>2026-09-02</w:t>
+      <w:t>2026-09-03</w:t>
       <w:br/>
       <w:br/>
     </w:r>

--- a/tillsyn/A 27759-2026 tillsynsbegäran.docx
+++ b/tillsyn/A 27759-2026 tillsynsbegäran.docx
@@ -1024,7 +1024,7 @@
     <w:r>
       <w:tab/>
       <w:tab/>
-      <w:t>2026-09-03</w:t>
+      <w:t>2026-09-04</w:t>
       <w:br/>
       <w:br/>
     </w:r>

--- a/tillsyn/A 27759-2026 tillsynsbegäran.docx
+++ b/tillsyn/A 27759-2026 tillsynsbegäran.docx
@@ -1024,7 +1024,7 @@
     <w:r>
       <w:tab/>
       <w:tab/>
-      <w:t>2026-09-04</w:t>
+      <w:t>2026-09-05</w:t>
       <w:br/>
       <w:br/>
     </w:r>
